--- a/downloads/Labo-Assemblage-Inventaris-verslag.docx
+++ b/downloads/Labo-Assemblage-Inventaris-verslag.docx
@@ -64,6 +64,11 @@
     <w:p>
       <w:r>
         <w:t>Je hoeft de vragen niet allemaal tijdens het labo op te lossen; achteraf aanvullen kan. Wat je zeker in het labo moet doen, is van elk onderdeel een foto nemen.</w:t>
+      </w:r>
+    </w:p>
+    <w:p>
+      <w:r>
+        <w:t>De foto in het kader hieronder is het bewijs dat je deze opdracht in het labo gemaakt hebt.</w:t>
       </w:r>
     </w:p>
     <w:p>
@@ -856,7 +861,7 @@
         <w:t xml:space="preserve">10. </w:t>
       </w:r>
       <w:r>
-        <w:t>Neem een foto van het moederbord met de processor in beeld. De ventilator en het koelblok mogen erop blijven.</w:t>
+        <w:t>Neem een foto van het moederbord met de processor in beeld. De ventilator en het koelblok blijven daarbij op hun plaats.</w:t>
       </w:r>
     </w:p>
     <w:p>

--- a/downloads/Labo-Assemblage-Inventaris-verslag.docx
+++ b/downloads/Labo-Assemblage-Inventaris-verslag.docx
@@ -1679,7 +1679,7 @@
           <w:p>
             <w:r/>
             <w:r>
-              <w:t>Vormfactor (2,5 duim, 3,5 duim of M.2)</w:t>
+              <w:t>Vormfactor (2,5 inch, 3,5 inch of M.2)</w:t>
             </w:r>
           </w:p>
         </w:tc>

--- a/downloads/Labo-Assemblage-Inventaris-verslag.docx
+++ b/downloads/Labo-Assemblage-Inventaris-verslag.docx
@@ -38,7 +38,7 @@
     </w:p>
     <w:p>
       <w:r>
-        <w:t>Je haalt de computer op je tafel open en maakt van elk onderdeel een inventaris: een foto, het merk en het model, en de specificaties die erbij horen. Wat op het onderdeel zelf staat lees je af, en de rest zoek je op in de datasheet van de fabrikant.</w:t>
+        <w:t>Je neemt een computer uit de kast, maakt hem open en maakt van elk onderdeel een inventaris: een foto, het merk en het model, en de specificaties die erbij horen. Wat op het onderdeel zelf staat lees je af, en de rest zoek je op in de datasheet van de fabrikant. De datasheets kan je terugvinden bij de Theorie.</w:t>
       </w:r>
     </w:p>
     <w:p>

--- a/downloads/Labo-Assemblage-Inventaris-verslag.docx
+++ b/downloads/Labo-Assemblage-Inventaris-verslag.docx
@@ -1679,7 +1679,7 @@
           <w:p>
             <w:r/>
             <w:r>
-              <w:t>Vormfactor (2,5 inch, 3,5 inch of M.2)</w:t>
+              <w:t>Vormfactor (2,5″, 3,5″ of M.2; het teken ″ betekent duim)</w:t>
             </w:r>
           </w:p>
         </w:tc>
